--- a/examples/product-launch-brief/output.docx
+++ b/examples/product-launch-brief/output.docx
@@ -54,7 +54,7 @@
           <w:p>
             <w:pPr>
               <w:pStyle w:val="Heading1"/>
-              <w:spacing w:line="588" w:lineRule="atLeast"/>
+              <w:spacing w:after="90" w:before="150" w:line="672" w:lineRule="atLeast"/>
               <w:jc w:val="left"/>
               <w:textAlignment w:val="center"/>
             </w:pPr>
@@ -63,8 +63,8 @@
                 <w:b/>
                 <w:bCs/>
                 <w:color w:val="ffffff"/>
-                <w:sz w:val="42"/>
-                <w:szCs w:val="42"/>
+                <w:sz w:val="48"/>
+                <w:szCs w:val="48"/>
               </w:rPr>
               <w:t xml:space="preserve">Atlas CRM 3.0</w:t>
             </w:r>
@@ -205,12 +205,12 @@
       <w:tblPr>
         <w:tblW w:type="dxa" w:w="9360"/>
         <w:tblBorders>
-          <w:top w:val="single" w:color="FFFFFF" w:sz="12"/>
-          <w:left w:val="single" w:color="FFFFFF" w:sz="12"/>
-          <w:bottom w:val="single" w:color="FFFFFF" w:sz="12"/>
-          <w:right w:val="single" w:color="FFFFFF" w:sz="12"/>
-          <w:insideH w:val="single" w:color="FFFFFF" w:sz="12"/>
-          <w:insideV w:val="single" w:color="FFFFFF" w:sz="12"/>
+          <w:top w:val="none" w:color="auto" w:sz="0"/>
+          <w:left w:val="none" w:color="auto" w:sz="0"/>
+          <w:bottom w:val="none" w:color="auto" w:sz="0"/>
+          <w:right w:val="none" w:color="auto" w:sz="0"/>
+          <w:insideH w:val="none" w:color="auto" w:sz="0"/>
+          <w:insideV w:val="none" w:color="auto" w:sz="0"/>
         </w:tblBorders>
         <w:tblLayout w:type="fixed"/>
       </w:tblPr>
@@ -219,12 +219,12 @@
         <w:gridCol w:w="3035"/>
       </w:tblGrid>
       <w:tr>
+        <w:trPr>
+          <w:trHeight w:val="601" w:hRule="atLeast"/>
+        </w:trPr>
         <w:tc>
           <w:tcPr>
             <w:tcW w:type="dxa" w:w="6325"/>
-            <w:tcBorders>
-              <w:bottom w:val="single" w:color="dbeafe" w:sz="6"/>
-            </w:tcBorders>
             <w:shd w:fill="1d3557" w:color="auto" w:val="clear"/>
             <w:tcMar>
               <w:top w:type="dxa" w:w="150"/>
@@ -253,9 +253,6 @@
         <w:tc>
           <w:tcPr>
             <w:tcW w:type="dxa" w:w="3035"/>
-            <w:tcBorders>
-              <w:bottom w:val="single" w:color="dbeafe" w:sz="6"/>
-            </w:tcBorders>
             <w:shd w:fill="1d3557" w:color="auto" w:val="clear"/>
             <w:tcMar>
               <w:top w:type="dxa" w:w="150"/>
@@ -283,12 +280,12 @@
         </w:tc>
       </w:tr>
       <w:tr>
+        <w:trPr>
+          <w:trHeight w:val="609" w:hRule="atLeast"/>
+        </w:trPr>
         <w:tc>
           <w:tcPr>
             <w:tcW w:type="dxa" w:w="6325"/>
-            <w:tcBorders>
-              <w:bottom w:val="single" w:color="dbeafe" w:sz="6"/>
-            </w:tcBorders>
             <w:shd w:fill="f8fafc" w:color="auto" w:val="clear"/>
             <w:tcMar>
               <w:top w:type="dxa" w:w="150"/>
@@ -315,9 +312,6 @@
         <w:tc>
           <w:tcPr>
             <w:tcW w:type="dxa" w:w="3035"/>
-            <w:tcBorders>
-              <w:bottom w:val="single" w:color="dbeafe" w:sz="6"/>
-            </w:tcBorders>
             <w:shd w:fill="f8fafc" w:color="auto" w:val="clear"/>
             <w:tcMar>
               <w:top w:type="dxa" w:w="150"/>
@@ -343,12 +337,12 @@
         </w:tc>
       </w:tr>
       <w:tr>
+        <w:trPr>
+          <w:trHeight w:val="609" w:hRule="atLeast"/>
+        </w:trPr>
         <w:tc>
           <w:tcPr>
             <w:tcW w:type="dxa" w:w="6325"/>
-            <w:tcBorders>
-              <w:bottom w:val="single" w:color="dbeafe" w:sz="6"/>
-            </w:tcBorders>
             <w:shd w:fill="f8fafc" w:color="auto" w:val="clear"/>
             <w:tcMar>
               <w:top w:type="dxa" w:w="150"/>
@@ -375,9 +369,6 @@
         <w:tc>
           <w:tcPr>
             <w:tcW w:type="dxa" w:w="3035"/>
-            <w:tcBorders>
-              <w:bottom w:val="single" w:color="dbeafe" w:sz="6"/>
-            </w:tcBorders>
             <w:shd w:fill="f8fafc" w:color="auto" w:val="clear"/>
             <w:tcMar>
               <w:top w:type="dxa" w:w="150"/>
@@ -403,12 +394,12 @@
         </w:tc>
       </w:tr>
       <w:tr>
+        <w:trPr>
+          <w:trHeight w:val="609" w:hRule="atLeast"/>
+        </w:trPr>
         <w:tc>
           <w:tcPr>
             <w:tcW w:type="dxa" w:w="6325"/>
-            <w:tcBorders>
-              <w:bottom w:val="single" w:color="dbeafe" w:sz="6"/>
-            </w:tcBorders>
             <w:shd w:fill="f8fafc" w:color="auto" w:val="clear"/>
             <w:tcMar>
               <w:top w:type="dxa" w:w="150"/>
@@ -435,9 +426,6 @@
         <w:tc>
           <w:tcPr>
             <w:tcW w:type="dxa" w:w="3035"/>
-            <w:tcBorders>
-              <w:bottom w:val="single" w:color="dbeafe" w:sz="6"/>
-            </w:tcBorders>
             <w:shd w:fill="f8fafc" w:color="auto" w:val="clear"/>
             <w:tcMar>
               <w:top w:type="dxa" w:w="150"/>
@@ -466,7 +454,7 @@
     <w:p>
       <w:pPr>
         <w:pStyle w:val="Heading2"/>
-        <w:spacing w:line="448" w:lineRule="atLeast"/>
+        <w:spacing w:before="300" w:line="294" w:lineRule="atLeast"/>
         <w:jc w:val="left"/>
         <w:textAlignment w:val="center"/>
       </w:pPr>
@@ -475,8 +463,8 @@
           <w:b/>
           <w:bCs/>
           <w:color w:val="1d3557"/>
-          <w:sz w:val="32"/>
-          <w:szCs w:val="32"/>
+          <w:sz w:val="21"/>
+          <w:szCs w:val="21"/>
         </w:rPr>
         <w:t xml:space="preserve">Activation funnel</w:t>
       </w:r>
@@ -500,15 +488,12 @@
         <w:gridCol w:w="3765"/>
       </w:tblGrid>
       <w:tr>
+        <w:trPr>
+          <w:trHeight w:val="549" w:hRule="atLeast"/>
+        </w:trPr>
         <w:tc>
           <w:tcPr>
             <w:tcW w:type="dxa" w:w="3120"/>
-            <w:tcBorders>
-              <w:top w:val="single" w:color="cbd5e1" w:sz="6"/>
-              <w:left w:val="single" w:color="cbd5e1" w:sz="6"/>
-              <w:bottom w:val="single" w:color="cbd5e1" w:sz="6"/>
-              <w:right w:val="single" w:color="cbd5e1" w:sz="6"/>
-            </w:tcBorders>
             <w:shd w:fill="e8eef5" w:color="auto" w:val="clear"/>
             <w:tcMar>
               <w:top w:type="dxa" w:w="120"/>
@@ -537,12 +522,6 @@
         <w:tc>
           <w:tcPr>
             <w:tcW w:type="dxa" w:w="2475"/>
-            <w:tcBorders>
-              <w:top w:val="single" w:color="cbd5e1" w:sz="6"/>
-              <w:left w:val="single" w:color="cbd5e1" w:sz="6"/>
-              <w:bottom w:val="single" w:color="cbd5e1" w:sz="6"/>
-              <w:right w:val="single" w:color="cbd5e1" w:sz="6"/>
-            </w:tcBorders>
             <w:shd w:fill="e8eef5" w:color="auto" w:val="clear"/>
             <w:tcMar>
               <w:top w:type="dxa" w:w="120"/>
@@ -571,12 +550,6 @@
         <w:tc>
           <w:tcPr>
             <w:tcW w:type="dxa" w:w="3765"/>
-            <w:tcBorders>
-              <w:top w:val="single" w:color="cbd5e1" w:sz="6"/>
-              <w:left w:val="single" w:color="cbd5e1" w:sz="6"/>
-              <w:bottom w:val="single" w:color="cbd5e1" w:sz="6"/>
-              <w:right w:val="single" w:color="cbd5e1" w:sz="6"/>
-            </w:tcBorders>
             <w:shd w:fill="e8eef5" w:color="auto" w:val="clear"/>
             <w:tcMar>
               <w:top w:type="dxa" w:w="120"/>
@@ -604,15 +577,12 @@
         </w:tc>
       </w:tr>
       <w:tr>
+        <w:trPr>
+          <w:trHeight w:val="549" w:hRule="atLeast"/>
+        </w:trPr>
         <w:tc>
           <w:tcPr>
             <w:tcW w:type="dxa" w:w="3120"/>
-            <w:tcBorders>
-              <w:top w:val="single" w:color="cbd5e1" w:sz="6"/>
-              <w:left w:val="single" w:color="cbd5e1" w:sz="6"/>
-              <w:bottom w:val="single" w:color="cbd5e1" w:sz="6"/>
-              <w:right w:val="single" w:color="cbd5e1" w:sz="6"/>
-            </w:tcBorders>
             <w:tcMar>
               <w:top w:type="dxa" w:w="120"/>
               <w:left w:type="dxa" w:w="120"/>
@@ -638,12 +608,6 @@
         <w:tc>
           <w:tcPr>
             <w:tcW w:type="dxa" w:w="2475"/>
-            <w:tcBorders>
-              <w:top w:val="single" w:color="cbd5e1" w:sz="6"/>
-              <w:left w:val="single" w:color="cbd5e1" w:sz="6"/>
-              <w:bottom w:val="single" w:color="cbd5e1" w:sz="6"/>
-              <w:right w:val="single" w:color="cbd5e1" w:sz="6"/>
-            </w:tcBorders>
             <w:tcMar>
               <w:top w:type="dxa" w:w="120"/>
               <w:left w:type="dxa" w:w="120"/>
@@ -669,12 +633,6 @@
         <w:tc>
           <w:tcPr>
             <w:tcW w:type="dxa" w:w="3765"/>
-            <w:tcBorders>
-              <w:top w:val="single" w:color="cbd5e1" w:sz="6"/>
-              <w:left w:val="single" w:color="cbd5e1" w:sz="6"/>
-              <w:bottom w:val="single" w:color="cbd5e1" w:sz="6"/>
-              <w:right w:val="single" w:color="cbd5e1" w:sz="6"/>
-            </w:tcBorders>
             <w:tcMar>
               <w:top w:type="dxa" w:w="120"/>
               <w:left w:type="dxa" w:w="120"/>
@@ -699,15 +657,12 @@
         </w:tc>
       </w:tr>
       <w:tr>
+        <w:trPr>
+          <w:trHeight w:val="549" w:hRule="atLeast"/>
+        </w:trPr>
         <w:tc>
           <w:tcPr>
             <w:tcW w:type="dxa" w:w="3120"/>
-            <w:tcBorders>
-              <w:top w:val="single" w:color="cbd5e1" w:sz="6"/>
-              <w:left w:val="single" w:color="cbd5e1" w:sz="6"/>
-              <w:bottom w:val="single" w:color="cbd5e1" w:sz="6"/>
-              <w:right w:val="single" w:color="cbd5e1" w:sz="6"/>
-            </w:tcBorders>
             <w:tcMar>
               <w:top w:type="dxa" w:w="120"/>
               <w:left w:type="dxa" w:w="120"/>
@@ -733,12 +688,6 @@
         <w:tc>
           <w:tcPr>
             <w:tcW w:type="dxa" w:w="2475"/>
-            <w:tcBorders>
-              <w:top w:val="single" w:color="cbd5e1" w:sz="6"/>
-              <w:left w:val="single" w:color="cbd5e1" w:sz="6"/>
-              <w:bottom w:val="single" w:color="cbd5e1" w:sz="6"/>
-              <w:right w:val="single" w:color="cbd5e1" w:sz="6"/>
-            </w:tcBorders>
             <w:tcMar>
               <w:top w:type="dxa" w:w="120"/>
               <w:left w:type="dxa" w:w="120"/>
@@ -764,12 +713,6 @@
         <w:tc>
           <w:tcPr>
             <w:tcW w:type="dxa" w:w="3765"/>
-            <w:tcBorders>
-              <w:top w:val="single" w:color="cbd5e1" w:sz="6"/>
-              <w:left w:val="single" w:color="cbd5e1" w:sz="6"/>
-              <w:bottom w:val="single" w:color="cbd5e1" w:sz="6"/>
-              <w:right w:val="single" w:color="cbd5e1" w:sz="6"/>
-            </w:tcBorders>
             <w:tcMar>
               <w:top w:type="dxa" w:w="120"/>
               <w:left w:type="dxa" w:w="120"/>
@@ -794,15 +737,12 @@
         </w:tc>
       </w:tr>
       <w:tr>
+        <w:trPr>
+          <w:trHeight w:val="549" w:hRule="atLeast"/>
+        </w:trPr>
         <w:tc>
           <w:tcPr>
             <w:tcW w:type="dxa" w:w="3120"/>
-            <w:tcBorders>
-              <w:top w:val="single" w:color="cbd5e1" w:sz="6"/>
-              <w:left w:val="single" w:color="cbd5e1" w:sz="6"/>
-              <w:bottom w:val="single" w:color="cbd5e1" w:sz="6"/>
-              <w:right w:val="single" w:color="cbd5e1" w:sz="6"/>
-            </w:tcBorders>
             <w:tcMar>
               <w:top w:type="dxa" w:w="120"/>
               <w:left w:type="dxa" w:w="120"/>
@@ -828,12 +768,6 @@
         <w:tc>
           <w:tcPr>
             <w:tcW w:type="dxa" w:w="2475"/>
-            <w:tcBorders>
-              <w:top w:val="single" w:color="cbd5e1" w:sz="6"/>
-              <w:left w:val="single" w:color="cbd5e1" w:sz="6"/>
-              <w:bottom w:val="single" w:color="cbd5e1" w:sz="6"/>
-              <w:right w:val="single" w:color="cbd5e1" w:sz="6"/>
-            </w:tcBorders>
             <w:tcMar>
               <w:top w:type="dxa" w:w="120"/>
               <w:left w:type="dxa" w:w="120"/>
@@ -859,12 +793,6 @@
         <w:tc>
           <w:tcPr>
             <w:tcW w:type="dxa" w:w="3765"/>
-            <w:tcBorders>
-              <w:top w:val="single" w:color="cbd5e1" w:sz="6"/>
-              <w:left w:val="single" w:color="cbd5e1" w:sz="6"/>
-              <w:bottom w:val="single" w:color="cbd5e1" w:sz="6"/>
-              <w:right w:val="single" w:color="cbd5e1" w:sz="6"/>
-            </w:tcBorders>
             <w:tcMar>
               <w:top w:type="dxa" w:w="120"/>
               <w:left w:type="dxa" w:w="120"/>
@@ -889,15 +817,12 @@
         </w:tc>
       </w:tr>
       <w:tr>
+        <w:trPr>
+          <w:trHeight w:val="549" w:hRule="atLeast"/>
+        </w:trPr>
         <w:tc>
           <w:tcPr>
             <w:tcW w:type="dxa" w:w="3120"/>
-            <w:tcBorders>
-              <w:top w:val="single" w:color="cbd5e1" w:sz="6"/>
-              <w:left w:val="single" w:color="cbd5e1" w:sz="6"/>
-              <w:bottom w:val="single" w:color="cbd5e1" w:sz="6"/>
-              <w:right w:val="single" w:color="cbd5e1" w:sz="6"/>
-            </w:tcBorders>
             <w:shd w:fill="f0f7ff" w:color="auto" w:val="clear"/>
             <w:tcMar>
               <w:top w:type="dxa" w:w="120"/>
@@ -926,12 +851,6 @@
         <w:tc>
           <w:tcPr>
             <w:tcW w:type="dxa" w:w="2475"/>
-            <w:tcBorders>
-              <w:top w:val="single" w:color="cbd5e1" w:sz="6"/>
-              <w:left w:val="single" w:color="cbd5e1" w:sz="6"/>
-              <w:bottom w:val="single" w:color="cbd5e1" w:sz="6"/>
-              <w:right w:val="single" w:color="cbd5e1" w:sz="6"/>
-            </w:tcBorders>
             <w:shd w:fill="f0f7ff" w:color="auto" w:val="clear"/>
             <w:tcMar>
               <w:top w:type="dxa" w:w="120"/>
@@ -960,12 +879,6 @@
         <w:tc>
           <w:tcPr>
             <w:tcW w:type="dxa" w:w="3765"/>
-            <w:tcBorders>
-              <w:top w:val="single" w:color="cbd5e1" w:sz="6"/>
-              <w:left w:val="single" w:color="cbd5e1" w:sz="6"/>
-              <w:bottom w:val="single" w:color="cbd5e1" w:sz="6"/>
-              <w:right w:val="single" w:color="cbd5e1" w:sz="6"/>
-            </w:tcBorders>
             <w:shd w:fill="f0f7ff" w:color="auto" w:val="clear"/>
             <w:tcMar>
               <w:top w:type="dxa" w:w="120"/>
@@ -996,7 +909,7 @@
     <w:p>
       <w:pPr>
         <w:pStyle w:val="Heading2"/>
-        <w:spacing w:line="448" w:lineRule="atLeast"/>
+        <w:spacing w:before="300" w:line="294" w:lineRule="atLeast"/>
         <w:jc w:val="left"/>
         <w:textAlignment w:val="center"/>
       </w:pPr>
@@ -1005,8 +918,8 @@
           <w:b/>
           <w:bCs/>
           <w:color w:val="1d3557"/>
-          <w:sz w:val="32"/>
-          <w:szCs w:val="32"/>
+          <w:sz w:val="21"/>
+          <w:szCs w:val="21"/>
         </w:rPr>
         <w:t xml:space="preserve">Roadmap</w:t>
       </w:r>
@@ -1194,7 +1107,7 @@
         </w:rPr>
         <w:t xml:space="preserve"> </w:t>
       </w:r>
-      <w:hyperlink w:history="1" r:id="rIdzh0ue8zgjcrq8nydmhi6i">
+      <w:hyperlink w:history="1" r:id="rIdw1t5pmwd90toyddmopnsh">
         <w:r>
           <w:rPr>
             <w:rStyle w:val="Hyperlink"/>
